--- a/data/rag_data/Штабные вопросы и подрядчики.docx
+++ b/data/rag_data/Штабные вопросы и подрядчики.docx
@@ -1,20 +1,17 @@
 
 <file path=word/document.xml><?xml version="1.0" encoding="utf-8"?>
-<w:document xmlns:wpc="http://schemas.microsoft.com/office/word/2010/wordprocessingCanvas" xmlns:cx="http://schemas.microsoft.com/office/drawing/2014/chartex" xmlns:cx1="http://schemas.microsoft.com/office/drawing/2015/9/8/chartex" xmlns:cx2="http://schemas.microsoft.com/office/drawing/2015/10/21/chartex" xmlns:cx3="http://schemas.microsoft.com/office/drawing/2016/5/9/chartex" xmlns:cx4="http://schemas.microsoft.com/office/drawing/2016/5/10/chartex" xmlns:cx5="http://schemas.microsoft.com/office/drawing/2016/5/11/chartex" xmlns:cx6="http://schemas.microsoft.com/office/drawing/2016/5/12/chartex" xmlns:cx7="http://schemas.microsoft.com/office/drawing/2016/5/13/chartex" xmlns:cx8="http://schemas.microsoft.com/office/drawing/2016/5/14/chartex" xmlns:mc="http://schemas.openxmlformats.org/markup-compatibility/2006" xmlns:aink="http://schemas.microsoft.com/office/drawing/2016/ink" xmlns:am3d="http://schemas.microsoft.com/office/drawing/2017/model3d" xmlns:o="urn:schemas-microsoft-com:office:office" xmlns:oel="http://schemas.microsoft.com/office/2019/extlst" xmlns:r="http://schemas.openxmlformats.org/officeDocument/2006/relationships" xmlns:m="http://schemas.openxmlformats.org/officeDocument/2006/math" xmlns:v="urn:schemas-microsoft-com:vml" xmlns:wp14="http://schemas.microsoft.com/office/word/2010/wordprocessingDrawing" xmlns:wp="http://schemas.openxmlformats.org/drawingml/2006/wordprocessingDrawing" xmlns:w10="urn:schemas-microsoft-com:office:word" xmlns:w="http://schemas.openxmlformats.org/wordprocessingml/2006/main" xmlns:w14="http://schemas.microsoft.com/office/word/2010/wordml" xmlns:w15="http://schemas.microsoft.com/office/word/2012/wordml" xmlns:w16cex="http://schemas.microsoft.com/office/word/2018/wordml/cex" xmlns:w16cid="http://schemas.microsoft.com/office/word/2016/wordml/cid" xmlns:w16="http://schemas.microsoft.com/office/word/2018/wordml" xmlns:w16du="http://schemas.microsoft.com/office/word/2023/wordml/word16du" xmlns:w16sdtdh="http://schemas.microsoft.com/office/word/2020/wordml/sdtdatahash" xmlns:w16sdtfl="http://schemas.microsoft.com/office/word/2024/wordml/sdtformatlock" xmlns:w16se="http://schemas.microsoft.com/office/word/2015/wordml/symex" xmlns:wpg="http://schemas.microsoft.com/office/word/2010/wordprocessingGroup" xmlns:wpi="http://schemas.microsoft.com/office/word/2010/wordprocessingInk" xmlns:wne="http://schemas.microsoft.com/office/word/2006/wordml" xmlns:wps="http://schemas.microsoft.com/office/word/2010/wordprocessingShape" mc:Ignorable="w14 w15 w16se w16cid w16 w16cex w16sdtdh w16sdtfl w16du wp14">
+<w:document xmlns:wpc="http://schemas.microsoft.com/office/word/2010/wordprocessingCanvas" xmlns:cx="http://schemas.microsoft.com/office/drawing/2014/chartex" xmlns:cx1="http://schemas.microsoft.com/office/drawing/2015/9/8/chartex" xmlns:cx2="http://schemas.microsoft.com/office/drawing/2015/10/21/chartex" xmlns:cx3="http://schemas.microsoft.com/office/drawing/2016/5/9/chartex" xmlns:cx4="http://schemas.microsoft.com/office/drawing/2016/5/10/chartex" xmlns:cx5="http://schemas.microsoft.com/office/drawing/2016/5/11/chartex" xmlns:cx6="http://schemas.microsoft.com/office/drawing/2016/5/12/chartex" xmlns:cx7="http://schemas.microsoft.com/office/drawing/2016/5/13/chartex" xmlns:cx8="http://schemas.microsoft.com/office/drawing/2016/5/14/chartex" xmlns:mc="http://schemas.openxmlformats.org/markup-compatibility/2006" xmlns:aink="http://schemas.microsoft.com/office/drawing/2016/ink" xmlns:am3d="http://schemas.microsoft.com/office/drawing/2017/model3d" xmlns:o="urn:schemas-microsoft-com:office:office" xmlns:oel="http://schemas.microsoft.com/office/2019/extlst" xmlns:r="http://schemas.openxmlformats.org/officeDocument/2006/relationships" xmlns:m="http://schemas.openxmlformats.org/officeDocument/2006/math" xmlns:v="urn:schemas-microsoft-com:vml" xmlns:wp14="http://schemas.microsoft.com/office/word/2010/wordprocessingDrawing" xmlns:wp="http://schemas.openxmlformats.org/drawingml/2006/wordprocessingDrawing" xmlns:w10="urn:schemas-microsoft-com:office:word" xmlns:w="http://schemas.openxmlformats.org/wordprocessingml/2006/main" xmlns:w14="http://schemas.microsoft.com/office/word/2010/wordml" xmlns:w15="http://schemas.microsoft.com/office/word/2012/wordml" xmlns:w16cex="http://schemas.microsoft.com/office/word/2018/wordml/cex" xmlns:w16cid="http://schemas.microsoft.com/office/word/2016/wordml/cid" xmlns:w16="http://schemas.microsoft.com/office/word/2018/wordml" xmlns:w16du="http://schemas.microsoft.com/office/word/2023/wordml/word16du" xmlns:w16sdtdh="http://schemas.microsoft.com/office/word/2020/wordml/sdtdatahash" xmlns:w16se="http://schemas.microsoft.com/office/word/2015/wordml/symex" xmlns:wpg="http://schemas.microsoft.com/office/word/2010/wordprocessingGroup" xmlns:wpi="http://schemas.microsoft.com/office/word/2010/wordprocessingInk" xmlns:wne="http://schemas.microsoft.com/office/word/2006/wordml" xmlns:wps="http://schemas.microsoft.com/office/word/2010/wordprocessingShape" mc:Ignorable="w14 w15 w16se w16cid w16 w16cex w16sdtdh w16du wp14">
   <w:body>
     <w:p>
       <w:pPr>
-        <w:rPr>
-          <w:rFonts w:eastAsia="Times New Roman"/>
-          <w:kern w:val="0"/>
-          <w14:ligatures w14:val="none"/>
-        </w:rPr>
-      </w:pPr>
-      <w:r>
-        <w:rPr>
-          <w:rFonts w:eastAsia="Times New Roman"/>
-          <w:kern w:val="0"/>
-          <w14:ligatures w14:val="none"/>
+        <w:pStyle w:val="1"/>
+        <w:rPr>
+          <w:rFonts w:eastAsia="Times New Roman"/>
+        </w:rPr>
+      </w:pPr>
+      <w:r>
+        <w:rPr>
+          <w:rFonts w:eastAsia="Times New Roman"/>
         </w:rPr>
         <w:t xml:space="preserve">Как подобрать подрядчика в </w:t>
       </w:r>
@@ -22,8 +19,6 @@
       <w:r>
         <w:rPr>
           <w:rFonts w:eastAsia="Times New Roman"/>
-          <w:kern w:val="0"/>
-          <w14:ligatures w14:val="none"/>
         </w:rPr>
         <w:t>трайб</w:t>
       </w:r>
@@ -31,8 +26,6 @@
       <w:r>
         <w:rPr>
           <w:rFonts w:eastAsia="Times New Roman"/>
-          <w:kern w:val="0"/>
-          <w14:ligatures w14:val="none"/>
         </w:rPr>
         <w:t>?</w:t>
       </w:r>
@@ -107,33 +100,26 @@
     </w:p>
     <w:p>
       <w:pPr>
-        <w:rPr>
-          <w:rFonts w:eastAsia="Times New Roman"/>
-          <w:kern w:val="0"/>
-          <w14:ligatures w14:val="none"/>
-        </w:rPr>
-      </w:pPr>
-      <w:r>
-        <w:rPr>
-          <w:rFonts w:eastAsia="Times New Roman"/>
-          <w:kern w:val="0"/>
-          <w14:ligatures w14:val="none"/>
+        <w:pStyle w:val="1"/>
+        <w:rPr>
+          <w:rFonts w:eastAsia="Times New Roman"/>
+        </w:rPr>
+      </w:pPr>
+      <w:r>
+        <w:rPr>
+          <w:rFonts w:eastAsia="Times New Roman"/>
         </w:rPr>
         <w:t xml:space="preserve">Как вывести </w:t>
       </w:r>
       <w:r>
         <w:rPr>
           <w:rFonts w:eastAsia="Times New Roman"/>
-          <w:kern w:val="0"/>
-          <w14:ligatures w14:val="none"/>
         </w:rPr>
         <w:t>подрядчика в выходной/праздничный день</w:t>
       </w:r>
       <w:r>
         <w:rPr>
           <w:rFonts w:eastAsia="Times New Roman"/>
-          <w:kern w:val="0"/>
-          <w14:ligatures w14:val="none"/>
         </w:rPr>
         <w:t>?</w:t>
       </w:r>
@@ -208,17 +194,14 @@
     </w:p>
     <w:p>
       <w:pPr>
-        <w:rPr>
-          <w:rFonts w:eastAsia="Times New Roman"/>
-          <w:kern w:val="0"/>
-          <w14:ligatures w14:val="none"/>
-        </w:rPr>
-      </w:pPr>
-      <w:r>
-        <w:rPr>
-          <w:rFonts w:eastAsia="Times New Roman"/>
-          <w:kern w:val="0"/>
-          <w14:ligatures w14:val="none"/>
+        <w:pStyle w:val="1"/>
+        <w:rPr>
+          <w:rFonts w:eastAsia="Times New Roman"/>
+        </w:rPr>
+      </w:pPr>
+      <w:r>
+        <w:rPr>
+          <w:rFonts w:eastAsia="Times New Roman"/>
         </w:rPr>
         <w:t>Как оформить доступы для подрядчика?</w:t>
       </w:r>
@@ -276,19 +259,46 @@
     </w:p>
     <w:p>
       <w:pPr>
-        <w:rPr>
-          <w:rFonts w:eastAsia="Times New Roman"/>
-          <w:kern w:val="0"/>
-          <w14:ligatures w14:val="none"/>
-        </w:rPr>
-      </w:pPr>
-      <w:r>
-        <w:rPr>
-          <w:rFonts w:eastAsia="Times New Roman"/>
-          <w:kern w:val="0"/>
-          <w14:ligatures w14:val="none"/>
-        </w:rPr>
-        <w:t>Как заказать пропуск для подрядчика?</w:t>
+        <w:shd w:val="clear" w:color="auto" w:fill="FFFFFF"/>
+        <w:spacing w:after="60" w:line="429" w:lineRule="atLeast"/>
+        <w:rPr>
+          <w:rFonts w:eastAsia="Times New Roman"/>
+          <w:kern w:val="0"/>
+          <w14:ligatures w14:val="none"/>
+        </w:rPr>
+      </w:pPr>
+      <w:r>
+        <w:rPr>
+          <w:rStyle w:val="10"/>
+        </w:rPr>
+        <w:t>Как распечатать документ?</w:t>
+      </w:r>
+      <w:r>
+        <w:rPr>
+          <w:rFonts w:eastAsia="Times New Roman"/>
+          <w:kern w:val="0"/>
+          <w14:ligatures w14:val="none"/>
+        </w:rPr>
+        <w:br/>
+        <w:t>Используйте «</w:t>
+      </w:r>
+      <w:proofErr w:type="spellStart"/>
+      <w:r>
+        <w:rPr>
+          <w:rFonts w:eastAsia="Times New Roman"/>
+          <w:kern w:val="0"/>
+          <w14:ligatures w14:val="none"/>
+        </w:rPr>
+        <w:t>СберПечать</w:t>
+      </w:r>
+      <w:proofErr w:type="spellEnd"/>
+      <w:r>
+        <w:rPr>
+          <w:rFonts w:eastAsia="Times New Roman"/>
+          <w:kern w:val="0"/>
+          <w14:ligatures w14:val="none"/>
+        </w:rPr>
+        <w:t xml:space="preserve">»: </w:t>
       </w:r>
     </w:p>
     <w:p>
@@ -396,17 +406,14 @@
     </w:p>
     <w:p>
       <w:pPr>
-        <w:rPr>
-          <w:rFonts w:eastAsia="Times New Roman"/>
-          <w:kern w:val="0"/>
-          <w14:ligatures w14:val="none"/>
-        </w:rPr>
-      </w:pPr>
-      <w:r>
-        <w:rPr>
-          <w:rFonts w:eastAsia="Times New Roman"/>
-          <w:kern w:val="0"/>
-          <w14:ligatures w14:val="none"/>
+        <w:pStyle w:val="1"/>
+        <w:rPr>
+          <w:rFonts w:eastAsia="Times New Roman"/>
+        </w:rPr>
+      </w:pPr>
+      <w:r>
+        <w:rPr>
+          <w:rFonts w:eastAsia="Times New Roman"/>
         </w:rPr>
         <w:t>Как узнать статус заявки и кто согласующий?</w:t>
       </w:r>
@@ -483,25 +490,20 @@
     </w:p>
     <w:p>
       <w:pPr>
-        <w:rPr>
-          <w:rFonts w:eastAsia="Times New Roman"/>
-          <w:kern w:val="0"/>
-          <w14:ligatures w14:val="none"/>
-        </w:rPr>
-      </w:pPr>
-      <w:r>
-        <w:rPr>
-          <w:rFonts w:eastAsia="Times New Roman"/>
-          <w:kern w:val="0"/>
-          <w14:ligatures w14:val="none"/>
+        <w:pStyle w:val="1"/>
+        <w:rPr>
+          <w:rFonts w:eastAsia="Times New Roman"/>
+        </w:rPr>
+      </w:pPr>
+      <w:r>
+        <w:rPr>
+          <w:rFonts w:eastAsia="Times New Roman"/>
         </w:rPr>
         <w:t>Как поменять</w:t>
       </w:r>
       <w:r>
         <w:rPr>
           <w:rFonts w:eastAsia="Times New Roman"/>
-          <w:kern w:val="0"/>
-          <w14:ligatures w14:val="none"/>
         </w:rPr>
         <w:t xml:space="preserve"> номер телефона для подрядчика в справочнике:</w:t>
       </w:r>
@@ -538,16 +540,7 @@
           <w:kern w:val="0"/>
           <w14:ligatures w14:val="none"/>
         </w:rPr>
-        <w:t xml:space="preserve"> → Признак Риск-координатора нет → Вопросы проведения операции → Сотрудник Подрядных </w:t>
-      </w:r>
-      <w:r>
-        <w:rPr>
-          <w:rFonts w:eastAsia="Times New Roman"/>
-          <w:kern w:val="0"/>
-          <w14:ligatures w14:val="none"/>
-        </w:rPr>
-        <w:lastRenderedPageBreak/>
-        <w:t xml:space="preserve">организаций → Редактирование информации в профиле Телефонного справочника </w:t>
+        <w:t xml:space="preserve"> → Признак Риск-координатора нет → Вопросы проведения операции → Сотрудник Подрядных организаций → Редактирование информации в профиле Телефонного справочника </w:t>
       </w:r>
       <w:proofErr w:type="spellStart"/>
       <w:r>
@@ -622,17 +615,14 @@
     </w:p>
     <w:p>
       <w:pPr>
-        <w:rPr>
-          <w:rFonts w:eastAsia="Times New Roman"/>
-          <w:kern w:val="0"/>
-          <w14:ligatures w14:val="none"/>
-        </w:rPr>
-      </w:pPr>
-      <w:r>
-        <w:rPr>
-          <w:rFonts w:eastAsia="Times New Roman"/>
-          <w:kern w:val="0"/>
-          <w14:ligatures w14:val="none"/>
+        <w:pStyle w:val="1"/>
+        <w:rPr>
+          <w:rFonts w:eastAsia="Times New Roman"/>
+        </w:rPr>
+      </w:pPr>
+      <w:r>
+        <w:rPr>
+          <w:rFonts w:eastAsia="Times New Roman"/>
         </w:rPr>
         <w:t>Как отключить двухфакторную аутентификацию?</w:t>
       </w:r>
@@ -674,19 +664,30 @@
     </w:p>
     <w:p>
       <w:pPr>
-        <w:rPr>
-          <w:rFonts w:eastAsia="Times New Roman"/>
-          <w:kern w:val="0"/>
-          <w14:ligatures w14:val="none"/>
-        </w:rPr>
-      </w:pPr>
-      <w:r>
-        <w:rPr>
-          <w:rFonts w:eastAsia="Times New Roman"/>
-          <w:kern w:val="0"/>
-          <w14:ligatures w14:val="none"/>
-        </w:rPr>
-        <w:t>Как получить доступ на редактированию продукта в ЕК ( в том числе целей) ?</w:t>
+        <w:pStyle w:val="1"/>
+        <w:rPr>
+          <w:rFonts w:eastAsia="Times New Roman"/>
+        </w:rPr>
+      </w:pPr>
+      <w:r>
+        <w:rPr>
+          <w:rFonts w:eastAsia="Times New Roman"/>
+        </w:rPr>
+        <w:t xml:space="preserve">Как получить доступ на редактированию продукта в ЕК </w:t>
+      </w:r>
+      <w:proofErr w:type="gramStart"/>
+      <w:r>
+        <w:rPr>
+          <w:rFonts w:eastAsia="Times New Roman"/>
+        </w:rPr>
+        <w:t>( в</w:t>
+      </w:r>
+      <w:proofErr w:type="gramEnd"/>
+      <w:r>
+        <w:rPr>
+          <w:rFonts w:eastAsia="Times New Roman"/>
+        </w:rPr>
+        <w:t xml:space="preserve"> том числе целей) ?</w:t>
       </w:r>
     </w:p>
     <w:p>
@@ -734,17 +735,14 @@
     </w:p>
     <w:p>
       <w:pPr>
-        <w:rPr>
-          <w:rFonts w:eastAsia="Times New Roman"/>
-          <w:kern w:val="0"/>
-          <w14:ligatures w14:val="none"/>
-        </w:rPr>
-      </w:pPr>
-      <w:r>
-        <w:rPr>
-          <w:rFonts w:eastAsia="Times New Roman"/>
-          <w:kern w:val="0"/>
-          <w14:ligatures w14:val="none"/>
+        <w:pStyle w:val="1"/>
+        <w:rPr>
+          <w:rFonts w:eastAsia="Times New Roman"/>
+        </w:rPr>
+      </w:pPr>
+      <w:r>
+        <w:rPr>
+          <w:rFonts w:eastAsia="Times New Roman"/>
         </w:rPr>
         <w:t>До какого числа вносим метрики в ЕК?</w:t>
       </w:r>
@@ -810,17 +808,14 @@
     </w:p>
     <w:p>
       <w:pPr>
-        <w:rPr>
-          <w:rFonts w:eastAsia="Times New Roman"/>
-          <w:kern w:val="0"/>
-          <w14:ligatures w14:val="none"/>
-        </w:rPr>
-      </w:pPr>
-      <w:r>
-        <w:rPr>
-          <w:rFonts w:eastAsia="Times New Roman"/>
-          <w:kern w:val="0"/>
-          <w14:ligatures w14:val="none"/>
+        <w:pStyle w:val="1"/>
+        <w:rPr>
+          <w:rFonts w:eastAsia="Times New Roman"/>
+        </w:rPr>
+      </w:pPr>
+      <w:r>
+        <w:rPr>
+          <w:rFonts w:eastAsia="Times New Roman"/>
         </w:rPr>
         <w:t>Куда из ЕК передаются метрики?</w:t>
       </w:r>
@@ -870,9 +865,10 @@
       </w:pPr>
       <w:r>
         <w:rPr>
-          <w:rFonts w:eastAsia="Times New Roman"/>
-          <w:kern w:val="0"/>
-          <w14:ligatures w14:val="none"/>
+          <w:rFonts w:asciiTheme="majorHAnsi" w:eastAsia="Times New Roman" w:hAnsiTheme="majorHAnsi" w:cstheme="majorBidi"/>
+          <w:color w:val="2F5496" w:themeColor="accent1" w:themeShade="BF"/>
+          <w:sz w:val="40"/>
+          <w:szCs w:val="40"/>
         </w:rPr>
         <w:t>Что такое ЕК, как зайти в ЕК, создание цели, добавление веса к цели, добавление хештега к цели, добавление метрического КР, каскадирование цели другому сотруднику, удаление цели/КР/инициативы?</w:t>
       </w:r>
@@ -884,6 +880,15 @@
         </w:rPr>
         <w:t xml:space="preserve"> </w:t>
       </w:r>
+    </w:p>
+    <w:p>
+      <w:pPr>
+        <w:rPr>
+          <w:rFonts w:eastAsia="Times New Roman"/>
+          <w:kern w:val="0"/>
+          <w14:ligatures w14:val="none"/>
+        </w:rPr>
+      </w:pPr>
       <w:r>
         <w:rPr>
           <w:rFonts w:eastAsia="Times New Roman"/>
@@ -913,17 +918,14 @@
     </w:p>
     <w:p>
       <w:pPr>
-        <w:rPr>
-          <w:rFonts w:eastAsia="Times New Roman"/>
-          <w:kern w:val="0"/>
-          <w14:ligatures w14:val="none"/>
-        </w:rPr>
-      </w:pPr>
-      <w:r>
-        <w:rPr>
-          <w:rFonts w:eastAsia="Times New Roman"/>
-          <w:kern w:val="0"/>
-          <w14:ligatures w14:val="none"/>
+        <w:pStyle w:val="1"/>
+        <w:rPr>
+          <w:rFonts w:eastAsia="Times New Roman"/>
+        </w:rPr>
+      </w:pPr>
+      <w:r>
+        <w:rPr>
+          <w:rFonts w:eastAsia="Times New Roman"/>
         </w:rPr>
         <w:t>Когда ПГК?</w:t>
       </w:r>
@@ -965,17 +967,14 @@
     </w:p>
     <w:p>
       <w:pPr>
-        <w:rPr>
-          <w:rFonts w:eastAsia="Times New Roman"/>
-          <w:kern w:val="0"/>
-          <w14:ligatures w14:val="none"/>
-        </w:rPr>
-      </w:pPr>
-      <w:r>
-        <w:rPr>
-          <w:rFonts w:eastAsia="Times New Roman"/>
-          <w:kern w:val="0"/>
-          <w14:ligatures w14:val="none"/>
+        <w:pStyle w:val="1"/>
+        <w:rPr>
+          <w:rFonts w:eastAsia="Times New Roman"/>
+        </w:rPr>
+      </w:pPr>
+      <w:r>
+        <w:rPr>
+          <w:rFonts w:eastAsia="Times New Roman"/>
         </w:rPr>
         <w:t>Когда БП?</w:t>
       </w:r>
@@ -1017,17 +1016,14 @@
     </w:p>
     <w:p>
       <w:pPr>
-        <w:rPr>
-          <w:rFonts w:eastAsia="Times New Roman"/>
-          <w:kern w:val="0"/>
-          <w14:ligatures w14:val="none"/>
-        </w:rPr>
-      </w:pPr>
-      <w:r>
-        <w:rPr>
-          <w:rFonts w:eastAsia="Times New Roman"/>
-          <w:kern w:val="0"/>
-          <w14:ligatures w14:val="none"/>
+        <w:pStyle w:val="1"/>
+        <w:rPr>
+          <w:rFonts w:eastAsia="Times New Roman"/>
+        </w:rPr>
+      </w:pPr>
+      <w:r>
+        <w:rPr>
+          <w:rFonts w:eastAsia="Times New Roman"/>
         </w:rPr>
         <w:t xml:space="preserve">Когда в АС Пульс </w:t>
       </w:r>
@@ -1035,8 +1031,6 @@
       <w:r>
         <w:rPr>
           <w:rFonts w:eastAsia="Times New Roman"/>
-          <w:kern w:val="0"/>
-          <w14:ligatures w14:val="none"/>
         </w:rPr>
         <w:t>каскадируются</w:t>
       </w:r>
@@ -1044,8 +1038,6 @@
       <w:r>
         <w:rPr>
           <w:rFonts w:eastAsia="Times New Roman"/>
-          <w:kern w:val="0"/>
-          <w14:ligatures w14:val="none"/>
         </w:rPr>
         <w:t xml:space="preserve"> цели?</w:t>
       </w:r>
@@ -1087,17 +1079,14 @@
     </w:p>
     <w:p>
       <w:pPr>
-        <w:rPr>
-          <w:rFonts w:eastAsia="Times New Roman"/>
-          <w:kern w:val="0"/>
-          <w14:ligatures w14:val="none"/>
-        </w:rPr>
-      </w:pPr>
-      <w:r>
-        <w:rPr>
-          <w:rFonts w:eastAsia="Times New Roman"/>
-          <w:kern w:val="0"/>
-          <w14:ligatures w14:val="none"/>
+        <w:pStyle w:val="1"/>
+        <w:rPr>
+          <w:rFonts w:eastAsia="Times New Roman"/>
+        </w:rPr>
+      </w:pPr>
+      <w:r>
+        <w:rPr>
+          <w:rFonts w:eastAsia="Times New Roman"/>
         </w:rPr>
         <w:t>Когда закрывается АС Пульс? До какого числа вносим план/факт?</w:t>
       </w:r>
@@ -1139,17 +1128,14 @@
     </w:p>
     <w:p>
       <w:pPr>
-        <w:rPr>
-          <w:rFonts w:eastAsia="Times New Roman"/>
-          <w:kern w:val="0"/>
-          <w14:ligatures w14:val="none"/>
-        </w:rPr>
-      </w:pPr>
-      <w:r>
-        <w:rPr>
-          <w:rFonts w:eastAsia="Times New Roman"/>
-          <w:kern w:val="0"/>
-          <w14:ligatures w14:val="none"/>
+        <w:pStyle w:val="1"/>
+        <w:rPr>
+          <w:rFonts w:eastAsia="Times New Roman"/>
+        </w:rPr>
+      </w:pPr>
+      <w:r>
+        <w:rPr>
+          <w:rFonts w:eastAsia="Times New Roman"/>
         </w:rPr>
         <w:t>Что необходимо для закрытия целей в АС Пульс?</w:t>
       </w:r>
@@ -1242,17 +1228,14 @@
     </w:p>
     <w:p>
       <w:pPr>
-        <w:rPr>
-          <w:rFonts w:eastAsia="Times New Roman"/>
-          <w:kern w:val="0"/>
-          <w14:ligatures w14:val="none"/>
-        </w:rPr>
-      </w:pPr>
-      <w:r>
-        <w:rPr>
-          <w:rFonts w:eastAsia="Times New Roman"/>
-          <w:kern w:val="0"/>
-          <w14:ligatures w14:val="none"/>
+        <w:pStyle w:val="1"/>
+        <w:rPr>
+          <w:rFonts w:eastAsia="Times New Roman"/>
+        </w:rPr>
+      </w:pPr>
+      <w:r>
+        <w:rPr>
+          <w:rFonts w:eastAsia="Times New Roman"/>
         </w:rPr>
         <w:t>Как удалить карточку в АС Пульс (дубль, неактуальная)?</w:t>
       </w:r>
@@ -1328,17 +1311,14 @@
     </w:p>
     <w:p>
       <w:pPr>
-        <w:rPr>
-          <w:rFonts w:eastAsia="Times New Roman"/>
-          <w:kern w:val="0"/>
-          <w14:ligatures w14:val="none"/>
-        </w:rPr>
-      </w:pPr>
-      <w:r>
-        <w:rPr>
-          <w:rFonts w:eastAsia="Times New Roman"/>
-          <w:kern w:val="0"/>
-          <w14:ligatures w14:val="none"/>
+        <w:pStyle w:val="1"/>
+        <w:rPr>
+          <w:rFonts w:eastAsia="Times New Roman"/>
+        </w:rPr>
+      </w:pPr>
+      <w:r>
+        <w:rPr>
+          <w:rFonts w:eastAsia="Times New Roman"/>
         </w:rPr>
         <w:t>Можно ли удалить цель из АС Пульс?</w:t>
       </w:r>
@@ -1416,17 +1396,14 @@
     </w:p>
     <w:p>
       <w:pPr>
-        <w:rPr>
-          <w:rFonts w:eastAsia="Times New Roman"/>
-          <w:kern w:val="0"/>
-          <w14:ligatures w14:val="none"/>
-        </w:rPr>
-      </w:pPr>
-      <w:r>
-        <w:rPr>
-          <w:rFonts w:eastAsia="Times New Roman"/>
-          <w:kern w:val="0"/>
-          <w14:ligatures w14:val="none"/>
+        <w:pStyle w:val="1"/>
+        <w:rPr>
+          <w:rFonts w:eastAsia="Times New Roman"/>
+        </w:rPr>
+      </w:pPr>
+      <w:r>
+        <w:rPr>
+          <w:rFonts w:eastAsia="Times New Roman"/>
         </w:rPr>
         <w:t>Почему цели, которые есть в Пульсе (</w:t>
       </w:r>
@@ -1434,8 +1411,6 @@
       <w:r>
         <w:rPr>
           <w:rFonts w:eastAsia="Times New Roman"/>
-          <w:kern w:val="0"/>
-          <w14:ligatures w14:val="none"/>
         </w:rPr>
         <w:t>каскадированные</w:t>
       </w:r>
@@ -1443,8 +1418,6 @@
       <w:r>
         <w:rPr>
           <w:rFonts w:eastAsia="Times New Roman"/>
-          <w:kern w:val="0"/>
-          <w14:ligatures w14:val="none"/>
         </w:rPr>
         <w:t>) не пролились на ДБ?</w:t>
       </w:r>
@@ -1504,25 +1477,20 @@
     </w:p>
     <w:p>
       <w:pPr>
-        <w:rPr>
-          <w:rFonts w:eastAsia="Times New Roman"/>
-          <w:kern w:val="0"/>
-          <w14:ligatures w14:val="none"/>
-        </w:rPr>
-      </w:pPr>
-      <w:r>
-        <w:rPr>
-          <w:rFonts w:eastAsia="Times New Roman"/>
-          <w:kern w:val="0"/>
-          <w14:ligatures w14:val="none"/>
+        <w:pStyle w:val="1"/>
+        <w:rPr>
+          <w:rFonts w:eastAsia="Times New Roman"/>
+        </w:rPr>
+      </w:pPr>
+      <w:r>
+        <w:rPr>
+          <w:rFonts w:eastAsia="Times New Roman"/>
         </w:rPr>
         <w:t>Где найти инструкцию по заведению кросс-целей, срок согласования кросс-целей со смежниками</w:t>
       </w:r>
       <w:r>
         <w:rPr>
           <w:rFonts w:eastAsia="Times New Roman"/>
-          <w:kern w:val="0"/>
-          <w14:ligatures w14:val="none"/>
         </w:rPr>
         <w:t>?</w:t>
       </w:r>
@@ -1595,17 +1563,14 @@
     </w:p>
     <w:p>
       <w:pPr>
-        <w:rPr>
-          <w:rFonts w:eastAsia="Times New Roman"/>
-          <w:kern w:val="0"/>
-          <w14:ligatures w14:val="none"/>
-        </w:rPr>
-      </w:pPr>
-      <w:r>
-        <w:rPr>
-          <w:rFonts w:eastAsia="Times New Roman"/>
-          <w:kern w:val="0"/>
-          <w14:ligatures w14:val="none"/>
+        <w:pStyle w:val="1"/>
+        <w:rPr>
+          <w:rFonts w:eastAsia="Times New Roman"/>
+        </w:rPr>
+      </w:pPr>
+      <w:r>
+        <w:rPr>
+          <w:rFonts w:eastAsia="Times New Roman"/>
         </w:rPr>
         <w:t xml:space="preserve">Что делать если другие </w:t>
       </w:r>
@@ -1613,8 +1578,6 @@
       <w:r>
         <w:rPr>
           <w:rFonts w:eastAsia="Times New Roman"/>
-          <w:kern w:val="0"/>
-          <w14:ligatures w14:val="none"/>
         </w:rPr>
         <w:t>трайбы</w:t>
       </w:r>
@@ -1622,8 +1585,6 @@
       <w:r>
         <w:rPr>
           <w:rFonts w:eastAsia="Times New Roman"/>
-          <w:kern w:val="0"/>
-          <w14:ligatures w14:val="none"/>
         </w:rPr>
         <w:t xml:space="preserve"> В2С предлагают рассмотреть кросс-цели?</w:t>
       </w:r>
@@ -1700,17 +1661,14 @@
     </w:p>
     <w:p>
       <w:pPr>
-        <w:rPr>
-          <w:rFonts w:eastAsia="Times New Roman"/>
-          <w:kern w:val="0"/>
-          <w14:ligatures w14:val="none"/>
-        </w:rPr>
-      </w:pPr>
-      <w:r>
-        <w:rPr>
-          <w:rFonts w:eastAsia="Times New Roman"/>
-          <w:kern w:val="0"/>
-          <w14:ligatures w14:val="none"/>
+        <w:pStyle w:val="1"/>
+        <w:rPr>
+          <w:rFonts w:eastAsia="Times New Roman"/>
+        </w:rPr>
+      </w:pPr>
+      <w:r>
+        <w:rPr>
+          <w:rFonts w:eastAsia="Times New Roman"/>
         </w:rPr>
         <w:t xml:space="preserve">Какие сроки подачи заявки на кросс-цели в </w:t>
       </w:r>
@@ -1718,8 +1676,6 @@
       <w:r>
         <w:rPr>
           <w:rFonts w:eastAsia="Times New Roman"/>
-          <w:kern w:val="0"/>
-          <w14:ligatures w14:val="none"/>
         </w:rPr>
         <w:t>Jira</w:t>
       </w:r>
@@ -1727,8 +1683,6 @@
       <w:r>
         <w:rPr>
           <w:rFonts w:eastAsia="Times New Roman"/>
-          <w:kern w:val="0"/>
-          <w14:ligatures w14:val="none"/>
         </w:rPr>
         <w:t>?</w:t>
       </w:r>
@@ -1790,7 +1744,6 @@
           <w:kern w:val="0"/>
           <w14:ligatures w14:val="none"/>
         </w:rPr>
-        <w:lastRenderedPageBreak/>
         <w:t>До 17 сентября</w:t>
       </w:r>
       <w:r>
@@ -1950,17 +1903,14 @@
     </w:p>
     <w:p>
       <w:pPr>
-        <w:rPr>
-          <w:rFonts w:eastAsia="Times New Roman"/>
-          <w:kern w:val="0"/>
-          <w14:ligatures w14:val="none"/>
-        </w:rPr>
-      </w:pPr>
-      <w:r>
-        <w:rPr>
-          <w:rFonts w:eastAsia="Times New Roman"/>
-          <w:kern w:val="0"/>
-          <w14:ligatures w14:val="none"/>
+        <w:pStyle w:val="1"/>
+        <w:rPr>
+          <w:rFonts w:eastAsia="Times New Roman"/>
+        </w:rPr>
+      </w:pPr>
+      <w:r>
+        <w:rPr>
+          <w:rFonts w:eastAsia="Times New Roman"/>
         </w:rPr>
         <w:t>Кросс-блочные задачи и стаканы задач (#) для категорирования целей в ЕК и планирования ресурсов</w:t>
       </w:r>
@@ -2054,17 +2004,14 @@
     </w:p>
     <w:p>
       <w:pPr>
-        <w:rPr>
-          <w:rFonts w:eastAsia="Times New Roman"/>
-          <w:kern w:val="0"/>
-          <w14:ligatures w14:val="none"/>
-        </w:rPr>
-      </w:pPr>
-      <w:r>
-        <w:rPr>
-          <w:rFonts w:eastAsia="Times New Roman"/>
-          <w:kern w:val="0"/>
-          <w14:ligatures w14:val="none"/>
+        <w:pStyle w:val="1"/>
+        <w:rPr>
+          <w:rFonts w:eastAsia="Times New Roman"/>
+        </w:rPr>
+      </w:pPr>
+      <w:r>
+        <w:rPr>
+          <w:rFonts w:eastAsia="Times New Roman"/>
         </w:rPr>
         <w:t>До какого числа подается заявка в МИ?</w:t>
       </w:r>
@@ -2122,17 +2069,14 @@
     </w:p>
     <w:p>
       <w:pPr>
-        <w:rPr>
-          <w:rFonts w:eastAsia="Times New Roman"/>
-          <w:kern w:val="0"/>
-          <w14:ligatures w14:val="none"/>
-        </w:rPr>
-      </w:pPr>
-      <w:r>
-        <w:rPr>
-          <w:rFonts w:eastAsia="Times New Roman"/>
-          <w:kern w:val="0"/>
-          <w14:ligatures w14:val="none"/>
+        <w:pStyle w:val="1"/>
+        <w:rPr>
+          <w:rFonts w:eastAsia="Times New Roman"/>
+        </w:rPr>
+      </w:pPr>
+      <w:r>
+        <w:rPr>
+          <w:rFonts w:eastAsia="Times New Roman"/>
         </w:rPr>
         <w:t>Распределение ресурсов, структура стаканов и тегов, алгоритм расчета численности по тегам и стаканам, тегирование целей</w:t>
       </w:r>
@@ -2146,6 +2090,7 @@
           <w14:ligatures w14:val="none"/>
         </w:rPr>
       </w:pPr>
+      <w:proofErr w:type="gramStart"/>
       <w:r>
         <w:rPr>
           <w:rFonts w:eastAsia="Times New Roman"/>
@@ -2153,7 +2098,17 @@
           <w:lang w:val="en-US"/>
           <w14:ligatures w14:val="none"/>
         </w:rPr>
-        <w:t xml:space="preserve">Agile-dashboard </w:t>
+        <w:t>Agile-dashboard</w:t>
+      </w:r>
+      <w:proofErr w:type="gramEnd"/>
+      <w:r>
+        <w:rPr>
+          <w:rFonts w:eastAsia="Times New Roman"/>
+          <w:kern w:val="0"/>
+          <w:lang w:val="en-US"/>
+          <w14:ligatures w14:val="none"/>
+        </w:rPr>
+        <w:t xml:space="preserve"> </w:t>
       </w:r>
       <w:hyperlink r:id="rId12" w:history="1">
         <w:r>
@@ -2195,17 +2150,14 @@
     </w:p>
     <w:p>
       <w:pPr>
-        <w:rPr>
-          <w:rFonts w:eastAsia="Times New Roman"/>
-          <w:kern w:val="0"/>
-          <w14:ligatures w14:val="none"/>
-        </w:rPr>
-      </w:pPr>
-      <w:r>
-        <w:rPr>
-          <w:rFonts w:eastAsia="Times New Roman"/>
-          <w:kern w:val="0"/>
-          <w14:ligatures w14:val="none"/>
+        <w:pStyle w:val="1"/>
+        <w:rPr>
+          <w:rFonts w:eastAsia="Times New Roman"/>
+        </w:rPr>
+      </w:pPr>
+      <w:r>
+        <w:rPr>
+          <w:rFonts w:eastAsia="Times New Roman"/>
         </w:rPr>
         <w:t xml:space="preserve">Есть ли похожий бот в </w:t>
       </w:r>
@@ -2213,8 +2165,6 @@
       <w:r>
         <w:rPr>
           <w:rFonts w:eastAsia="Times New Roman"/>
-          <w:kern w:val="0"/>
-          <w14:ligatures w14:val="none"/>
         </w:rPr>
         <w:t>Сберчате</w:t>
       </w:r>
@@ -2222,8 +2172,6 @@
       <w:r>
         <w:rPr>
           <w:rFonts w:eastAsia="Times New Roman"/>
-          <w:kern w:val="0"/>
-          <w14:ligatures w14:val="none"/>
         </w:rPr>
         <w:t>?</w:t>
       </w:r>
@@ -2280,6 +2228,32 @@
           <w14:ligatures w14:val="none"/>
         </w:rPr>
       </w:pPr>
+    </w:p>
+    <w:p>
+      <w:pPr>
+        <w:pStyle w:val="1"/>
+        <w:rPr>
+          <w:rFonts w:eastAsia="Times New Roman"/>
+        </w:rPr>
+      </w:pPr>
+      <w:r>
+        <w:rPr>
+          <w:rFonts w:eastAsia="Times New Roman"/>
+        </w:rPr>
+        <w:t xml:space="preserve">Как заменить </w:t>
+      </w:r>
+      <w:r>
+        <w:rPr>
+          <w:rFonts w:eastAsia="Times New Roman"/>
+        </w:rPr>
+        <w:t>сломанное</w:t>
+      </w:r>
+      <w:r>
+        <w:rPr>
+          <w:rFonts w:eastAsia="Times New Roman"/>
+        </w:rPr>
+        <w:t xml:space="preserve"> кресло в офисе?</w:t>
+      </w:r>
     </w:p>
     <w:p>
       <w:pPr>
@@ -2299,23 +2273,7 @@
           <w:kern w:val="0"/>
           <w14:ligatures w14:val="none"/>
         </w:rPr>
-        <w:t xml:space="preserve">Как заменить </w:t>
-      </w:r>
-      <w:r>
-        <w:rPr>
-          <w:rFonts w:eastAsia="Times New Roman"/>
-          <w:kern w:val="0"/>
-          <w14:ligatures w14:val="none"/>
-        </w:rPr>
-        <w:t>сломанное</w:t>
-      </w:r>
-      <w:r>
-        <w:rPr>
-          <w:rFonts w:eastAsia="Times New Roman"/>
-          <w:kern w:val="0"/>
-          <w14:ligatures w14:val="none"/>
-        </w:rPr>
-        <w:t xml:space="preserve"> кресло в офисе?</w:t>
+        <w:t>Откройте «Друг» и в поиске напишите «CS- Клик».</w:t>
       </w:r>
     </w:p>
     <w:p>
@@ -2336,7 +2294,7 @@
           <w:kern w:val="0"/>
           <w14:ligatures w14:val="none"/>
         </w:rPr>
-        <w:t>Откройте «Друг» и в поиске напишите «CS- Клик».</w:t>
+        <w:t>Выберите «Заказать товары для себя».</w:t>
       </w:r>
     </w:p>
     <w:p>
@@ -2357,7 +2315,7 @@
           <w:kern w:val="0"/>
           <w14:ligatures w14:val="none"/>
         </w:rPr>
-        <w:t>Выберите «Заказать товары для себя».</w:t>
+        <w:t>Поместите кресло или другой товар в корзину.</w:t>
       </w:r>
     </w:p>
     <w:p>
@@ -2378,7 +2336,23 @@
           <w:kern w:val="0"/>
           <w14:ligatures w14:val="none"/>
         </w:rPr>
-        <w:t>Поместите кресло или другой товар в корзину.</w:t>
+        <w:t xml:space="preserve">Перейдете в корзину и </w:t>
+      </w:r>
+      <w:r>
+        <w:rPr>
+          <w:rFonts w:eastAsia="Times New Roman"/>
+          <w:kern w:val="0"/>
+          <w14:ligatures w14:val="none"/>
+        </w:rPr>
+        <w:t>нажмите</w:t>
+      </w:r>
+      <w:r>
+        <w:rPr>
+          <w:rFonts w:eastAsia="Times New Roman"/>
+          <w:kern w:val="0"/>
+          <w14:ligatures w14:val="none"/>
+        </w:rPr>
+        <w:t xml:space="preserve"> оформить заказ.</w:t>
       </w:r>
     </w:p>
     <w:p>
@@ -2393,30 +2367,6 @@
           <w14:ligatures w14:val="none"/>
         </w:rPr>
       </w:pPr>
-      <w:r>
-        <w:rPr>
-          <w:rFonts w:eastAsia="Times New Roman"/>
-          <w:kern w:val="0"/>
-          <w14:ligatures w14:val="none"/>
-        </w:rPr>
-        <w:t xml:space="preserve">Перейдете в корзину и </w:t>
-      </w:r>
-      <w:r>
-        <w:rPr>
-          <w:rFonts w:eastAsia="Times New Roman"/>
-          <w:kern w:val="0"/>
-          <w14:ligatures w14:val="none"/>
-        </w:rPr>
-        <w:t>нажмите</w:t>
-      </w:r>
-      <w:r>
-        <w:rPr>
-          <w:rFonts w:eastAsia="Times New Roman"/>
-          <w:kern w:val="0"/>
-          <w14:ligatures w14:val="none"/>
-        </w:rPr>
-        <w:t xml:space="preserve"> оформить заказ.</w:t>
-      </w:r>
     </w:p>
     <w:p>
       <w:pPr>
@@ -2433,35 +2383,15 @@
     </w:p>
     <w:p>
       <w:pPr>
-        <w:autoSpaceDE w:val="0"/>
-        <w:autoSpaceDN w:val="0"/>
-        <w:adjustRightInd w:val="0"/>
-        <w:spacing w:after="0" w:line="240" w:lineRule="auto"/>
-        <w:rPr>
-          <w:rFonts w:eastAsia="Times New Roman"/>
-          <w:kern w:val="0"/>
-          <w14:ligatures w14:val="none"/>
-        </w:rPr>
-      </w:pPr>
-    </w:p>
-    <w:p>
-      <w:pPr>
-        <w:autoSpaceDE w:val="0"/>
-        <w:autoSpaceDN w:val="0"/>
-        <w:adjustRightInd w:val="0"/>
-        <w:spacing w:after="0" w:line="240" w:lineRule="auto"/>
-        <w:rPr>
-          <w:rFonts w:eastAsia="Times New Roman"/>
-          <w:kern w:val="0"/>
-          <w14:ligatures w14:val="none"/>
+        <w:pStyle w:val="1"/>
+        <w:rPr>
+          <w:rFonts w:eastAsia="Times New Roman"/>
         </w:rPr>
       </w:pPr>
       <w:hyperlink r:id="rId13" w:history="1"/>
       <w:r>
         <w:rPr>
           <w:rFonts w:eastAsia="Times New Roman"/>
-          <w:kern w:val="0"/>
-          <w14:ligatures w14:val="none"/>
         </w:rPr>
         <w:t>Когда появится бот целеполагания?</w:t>
       </w:r>
@@ -2503,17 +2433,14 @@
     </w:p>
     <w:p>
       <w:pPr>
-        <w:rPr>
-          <w:rFonts w:eastAsia="Times New Roman"/>
-          <w:kern w:val="0"/>
-          <w14:ligatures w14:val="none"/>
-        </w:rPr>
-      </w:pPr>
-      <w:r>
-        <w:rPr>
-          <w:rFonts w:eastAsia="Times New Roman"/>
-          <w:kern w:val="0"/>
-          <w14:ligatures w14:val="none"/>
+        <w:pStyle w:val="1"/>
+        <w:rPr>
+          <w:rFonts w:eastAsia="Times New Roman"/>
+        </w:rPr>
+      </w:pPr>
+      <w:r>
+        <w:rPr>
+          <w:rFonts w:eastAsia="Times New Roman"/>
         </w:rPr>
         <w:t>Где найти ссылку на Event календарь?</w:t>
       </w:r>
@@ -2565,17 +2492,14 @@
     </w:p>
     <w:p>
       <w:pPr>
-        <w:rPr>
-          <w:rFonts w:eastAsia="Times New Roman"/>
-          <w:kern w:val="0"/>
-          <w14:ligatures w14:val="none"/>
-        </w:rPr>
-      </w:pPr>
-      <w:r>
-        <w:rPr>
-          <w:rFonts w:eastAsia="Times New Roman"/>
-          <w:kern w:val="0"/>
-          <w14:ligatures w14:val="none"/>
+        <w:pStyle w:val="1"/>
+        <w:rPr>
+          <w:rFonts w:eastAsia="Times New Roman"/>
+        </w:rPr>
+      </w:pPr>
+      <w:r>
+        <w:rPr>
+          <w:rFonts w:eastAsia="Times New Roman"/>
         </w:rPr>
         <w:t xml:space="preserve">Как узнать какой бюджет выделен </w:t>
       </w:r>
@@ -2583,8 +2507,6 @@
       <w:r>
         <w:rPr>
           <w:rFonts w:eastAsia="Times New Roman"/>
-          <w:kern w:val="0"/>
-          <w14:ligatures w14:val="none"/>
         </w:rPr>
         <w:t>трайбу</w:t>
       </w:r>
@@ -2592,8 +2514,6 @@
       <w:r>
         <w:rPr>
           <w:rFonts w:eastAsia="Times New Roman"/>
-          <w:kern w:val="0"/>
-          <w14:ligatures w14:val="none"/>
         </w:rPr>
         <w:t>?</w:t>
       </w:r>
@@ -2635,25 +2555,20 @@
     </w:p>
     <w:p>
       <w:pPr>
-        <w:rPr>
-          <w:rFonts w:eastAsia="Times New Roman"/>
-          <w:kern w:val="0"/>
-          <w14:ligatures w14:val="none"/>
-        </w:rPr>
-      </w:pPr>
-      <w:r>
-        <w:rPr>
-          <w:rFonts w:eastAsia="Times New Roman"/>
-          <w:kern w:val="0"/>
-          <w14:ligatures w14:val="none"/>
+        <w:pStyle w:val="1"/>
+        <w:rPr>
+          <w:rFonts w:eastAsia="Times New Roman"/>
+        </w:rPr>
+      </w:pPr>
+      <w:r>
+        <w:rPr>
+          <w:rFonts w:eastAsia="Times New Roman"/>
         </w:rPr>
         <w:t xml:space="preserve">Когда день рождения </w:t>
       </w:r>
       <w:r>
         <w:rPr>
           <w:rFonts w:eastAsia="Times New Roman"/>
-          <w:kern w:val="0"/>
-          <w14:ligatures w14:val="none"/>
         </w:rPr>
         <w:t>юнита?</w:t>
       </w:r>
@@ -2695,17 +2610,14 @@
     </w:p>
     <w:p>
       <w:pPr>
-        <w:rPr>
-          <w:rFonts w:eastAsia="Times New Roman"/>
-          <w:kern w:val="0"/>
-          <w14:ligatures w14:val="none"/>
-        </w:rPr>
-      </w:pPr>
-      <w:r>
-        <w:rPr>
-          <w:rFonts w:eastAsia="Times New Roman"/>
-          <w:kern w:val="0"/>
-          <w14:ligatures w14:val="none"/>
+        <w:pStyle w:val="1"/>
+        <w:rPr>
+          <w:rFonts w:eastAsia="Times New Roman"/>
+        </w:rPr>
+      </w:pPr>
+      <w:r>
+        <w:rPr>
+          <w:rFonts w:eastAsia="Times New Roman"/>
         </w:rPr>
         <w:t>Когда будет корпоратив?</w:t>
       </w:r>
@@ -2747,17 +2659,14 @@
     </w:p>
     <w:p>
       <w:pPr>
-        <w:rPr>
-          <w:rFonts w:eastAsia="Times New Roman"/>
-          <w:kern w:val="0"/>
-          <w14:ligatures w14:val="none"/>
-        </w:rPr>
-      </w:pPr>
-      <w:r>
-        <w:rPr>
-          <w:rFonts w:eastAsia="Times New Roman"/>
-          <w:kern w:val="0"/>
-          <w14:ligatures w14:val="none"/>
+        <w:pStyle w:val="1"/>
+        <w:rPr>
+          <w:rFonts w:eastAsia="Times New Roman"/>
+        </w:rPr>
+      </w:pPr>
+      <w:r>
+        <w:rPr>
+          <w:rFonts w:eastAsia="Times New Roman"/>
         </w:rPr>
         <w:t>Какие есть аббревиатуры?</w:t>
       </w:r>
@@ -2956,7 +2865,6 @@
           <w:kern w:val="0"/>
           <w14:ligatures w14:val="none"/>
         </w:rPr>
-        <w:lastRenderedPageBreak/>
         <w:t>Jira</w:t>
       </w:r>
       <w:proofErr w:type="spellEnd"/>
@@ -3035,7 +2943,7 @@
 </file>
 
 <file path=word/numbering.xml><?xml version="1.0" encoding="utf-8"?>
-<w:numbering xmlns:wpc="http://schemas.microsoft.com/office/word/2010/wordprocessingCanvas" xmlns:cx="http://schemas.microsoft.com/office/drawing/2014/chartex" xmlns:cx1="http://schemas.microsoft.com/office/drawing/2015/9/8/chartex" xmlns:cx2="http://schemas.microsoft.com/office/drawing/2015/10/21/chartex" xmlns:cx3="http://schemas.microsoft.com/office/drawing/2016/5/9/chartex" xmlns:cx4="http://schemas.microsoft.com/office/drawing/2016/5/10/chartex" xmlns:cx5="http://schemas.microsoft.com/office/drawing/2016/5/11/chartex" xmlns:cx6="http://schemas.microsoft.com/office/drawing/2016/5/12/chartex" xmlns:cx7="http://schemas.microsoft.com/office/drawing/2016/5/13/chartex" xmlns:cx8="http://schemas.microsoft.com/office/drawing/2016/5/14/chartex" xmlns:mc="http://schemas.openxmlformats.org/markup-compatibility/2006" xmlns:aink="http://schemas.microsoft.com/office/drawing/2016/ink" xmlns:am3d="http://schemas.microsoft.com/office/drawing/2017/model3d" xmlns:o="urn:schemas-microsoft-com:office:office" xmlns:oel="http://schemas.microsoft.com/office/2019/extlst" xmlns:r="http://schemas.openxmlformats.org/officeDocument/2006/relationships" xmlns:m="http://schemas.openxmlformats.org/officeDocument/2006/math" xmlns:v="urn:schemas-microsoft-com:vml" xmlns:wp14="http://schemas.microsoft.com/office/word/2010/wordprocessingDrawing" xmlns:wp="http://schemas.openxmlformats.org/drawingml/2006/wordprocessingDrawing" xmlns:w10="urn:schemas-microsoft-com:office:word" xmlns:w="http://schemas.openxmlformats.org/wordprocessingml/2006/main" xmlns:w14="http://schemas.microsoft.com/office/word/2010/wordml" xmlns:w15="http://schemas.microsoft.com/office/word/2012/wordml" xmlns:w16cex="http://schemas.microsoft.com/office/word/2018/wordml/cex" xmlns:w16cid="http://schemas.microsoft.com/office/word/2016/wordml/cid" xmlns:w16="http://schemas.microsoft.com/office/word/2018/wordml" xmlns:w16du="http://schemas.microsoft.com/office/word/2023/wordml/word16du" xmlns:w16sdtdh="http://schemas.microsoft.com/office/word/2020/wordml/sdtdatahash" xmlns:w16sdtfl="http://schemas.microsoft.com/office/word/2024/wordml/sdtformatlock" xmlns:w16se="http://schemas.microsoft.com/office/word/2015/wordml/symex" xmlns:wpg="http://schemas.microsoft.com/office/word/2010/wordprocessingGroup" xmlns:wpi="http://schemas.microsoft.com/office/word/2010/wordprocessingInk" xmlns:wne="http://schemas.microsoft.com/office/word/2006/wordml" xmlns:wps="http://schemas.microsoft.com/office/word/2010/wordprocessingShape" mc:Ignorable="w14 w15 w16se w16cid w16 w16cex w16sdtdh w16sdtfl w16du wp14">
+<w:numbering xmlns:wpc="http://schemas.microsoft.com/office/word/2010/wordprocessingCanvas" xmlns:cx="http://schemas.microsoft.com/office/drawing/2014/chartex" xmlns:cx1="http://schemas.microsoft.com/office/drawing/2015/9/8/chartex" xmlns:cx2="http://schemas.microsoft.com/office/drawing/2015/10/21/chartex" xmlns:cx3="http://schemas.microsoft.com/office/drawing/2016/5/9/chartex" xmlns:cx4="http://schemas.microsoft.com/office/drawing/2016/5/10/chartex" xmlns:cx5="http://schemas.microsoft.com/office/drawing/2016/5/11/chartex" xmlns:cx6="http://schemas.microsoft.com/office/drawing/2016/5/12/chartex" xmlns:cx7="http://schemas.microsoft.com/office/drawing/2016/5/13/chartex" xmlns:cx8="http://schemas.microsoft.com/office/drawing/2016/5/14/chartex" xmlns:mc="http://schemas.openxmlformats.org/markup-compatibility/2006" xmlns:aink="http://schemas.microsoft.com/office/drawing/2016/ink" xmlns:am3d="http://schemas.microsoft.com/office/drawing/2017/model3d" xmlns:o="urn:schemas-microsoft-com:office:office" xmlns:oel="http://schemas.microsoft.com/office/2019/extlst" xmlns:r="http://schemas.openxmlformats.org/officeDocument/2006/relationships" xmlns:m="http://schemas.openxmlformats.org/officeDocument/2006/math" xmlns:v="urn:schemas-microsoft-com:vml" xmlns:wp14="http://schemas.microsoft.com/office/word/2010/wordprocessingDrawing" xmlns:wp="http://schemas.openxmlformats.org/drawingml/2006/wordprocessingDrawing" xmlns:w10="urn:schemas-microsoft-com:office:word" xmlns:w="http://schemas.openxmlformats.org/wordprocessingml/2006/main" xmlns:w14="http://schemas.microsoft.com/office/word/2010/wordml" xmlns:w15="http://schemas.microsoft.com/office/word/2012/wordml" xmlns:w16cex="http://schemas.microsoft.com/office/word/2018/wordml/cex" xmlns:w16cid="http://schemas.microsoft.com/office/word/2016/wordml/cid" xmlns:w16="http://schemas.microsoft.com/office/word/2018/wordml" xmlns:w16du="http://schemas.microsoft.com/office/word/2023/wordml/word16du" xmlns:w16sdtdh="http://schemas.microsoft.com/office/word/2020/wordml/sdtdatahash" xmlns:w16se="http://schemas.microsoft.com/office/word/2015/wordml/symex" xmlns:wpg="http://schemas.microsoft.com/office/word/2010/wordprocessingGroup" xmlns:wpi="http://schemas.microsoft.com/office/word/2010/wordprocessingInk" xmlns:wne="http://schemas.microsoft.com/office/word/2006/wordml" xmlns:wps="http://schemas.microsoft.com/office/word/2010/wordprocessingShape" mc:Ignorable="w14 w15 w16se w16cid w16 w16cex w16sdtdh w16du wp14">
   <w:abstractNum w:abstractNumId="0" w15:restartNumberingAfterBreak="0">
     <w:nsid w:val="00000001"/>
     <w:multiLevelType w:val="hybridMultilevel"/>
@@ -3561,7 +3469,7 @@
 </file>
 
 <file path=word/styles.xml><?xml version="1.0" encoding="utf-8"?>
-<w:styles xmlns:mc="http://schemas.openxmlformats.org/markup-compatibility/2006" xmlns:r="http://schemas.openxmlformats.org/officeDocument/2006/relationships" xmlns:w="http://schemas.openxmlformats.org/wordprocessingml/2006/main" xmlns:w14="http://schemas.microsoft.com/office/word/2010/wordml" xmlns:w15="http://schemas.microsoft.com/office/word/2012/wordml" xmlns:w16cex="http://schemas.microsoft.com/office/word/2018/wordml/cex" xmlns:w16cid="http://schemas.microsoft.com/office/word/2016/wordml/cid" xmlns:w16="http://schemas.microsoft.com/office/word/2018/wordml" xmlns:w16du="http://schemas.microsoft.com/office/word/2023/wordml/word16du" xmlns:w16sdtdh="http://schemas.microsoft.com/office/word/2020/wordml/sdtdatahash" xmlns:w16sdtfl="http://schemas.microsoft.com/office/word/2024/wordml/sdtformatlock" xmlns:w16se="http://schemas.microsoft.com/office/word/2015/wordml/symex" mc:Ignorable="w14 w15 w16se w16cid w16 w16cex w16sdtdh w16sdtfl w16du">
+<w:styles xmlns:mc="http://schemas.openxmlformats.org/markup-compatibility/2006" xmlns:r="http://schemas.openxmlformats.org/officeDocument/2006/relationships" xmlns:w="http://schemas.openxmlformats.org/wordprocessingml/2006/main" xmlns:w14="http://schemas.microsoft.com/office/word/2010/wordml" xmlns:w15="http://schemas.microsoft.com/office/word/2012/wordml" xmlns:w16cex="http://schemas.microsoft.com/office/word/2018/wordml/cex" xmlns:w16cid="http://schemas.microsoft.com/office/word/2016/wordml/cid" xmlns:w16="http://schemas.microsoft.com/office/word/2018/wordml" xmlns:w16du="http://schemas.microsoft.com/office/word/2023/wordml/word16du" xmlns:w16sdtdh="http://schemas.microsoft.com/office/word/2020/wordml/sdtdatahash" xmlns:w16se="http://schemas.microsoft.com/office/word/2015/wordml/symex" mc:Ignorable="w14 w15 w16se w16cid w16 w16cex w16sdtdh w16du">
   <w:docDefaults>
     <w:rPrDefault>
       <w:rPr>
